--- a/aws-dns-architecture-implemtation.docx
+++ b/aws-dns-architecture-implemtation.docx
@@ -15530,7 +15530,11 @@
   <w:p>
     <w:pPr>
       <w:pStyle w:val="Footer"/>
+      <w:spacing w:before="80"/>
       <w:jc w:val="right"/>
+      <w:pBdr>
+        <w:top w:val="single" w:sz="4" w:space="4" w:color="E5E7EB"/>
+      </w:pBdr>
     </w:pPr>
     <w:r>
       <w:rPr>
@@ -15541,7 +15545,7 @@
         <w:sz w:val="20"/>
         <w:rFonts w:ascii="Roboto" w:hAnsi="Roboto" w:cs="Roboto"/>
       </w:rPr>
-      <w:t>RUPP Year 4 — Windows Server Lab Reference  |  Roboto Monochrome</w:t>
+      <w:t>RUPP Year 4 — Windows Server</w:t>
     </w:r>
   </w:p>
 </w:ftr>
